--- a/History/chapters/20 - God's Own Experiment - Religion in America.docx
+++ b/History/chapters/20 - God's Own Experiment - Religion in America.docx
@@ -42,7 +42,7 @@
         <w:spacing w:after="200"/>
       </w:pPr>
       <w:r>
-        <w:t xml:space="preserve">Quakers, hanged in Massachusetts around 1660 and welcomed in the Pennsylvania that William Penn founded in 1681, brought one of the first sustained peace-church traditions to American soil: refusal of violence, refusal of oaths, plain living. Amish and Mennonite communities, arriving from German-speaking Europe through the 18th century, carried an even stricter version of the same instinct — nonviolence extended into a deliberate, chosen restriction on technology itself: no cars, no grid electricity, leadership chosen by lot rather than ambition.</w:t>
+        <w:t xml:space="preserve">Quakers, hanged in Massachusetts around 1660 and welcomed in the Pennsylvania that William Penn founded in 1681, brought one of the first sustained peace-church traditions to American soil: refusal of violence, refusal of oaths, plain living. Amish and Mennonite communities, arriving from German-speaking Europe through the 18th century, carried an even stricter version of the same instinct — among the Amish and the Old Order Mennonites, nonviolence extended into a deliberate, chosen restriction on technology itself: no cars, no grid electricity, leadership chosen by lot rather than ambition.</w:t>
       </w:r>
     </w:p>
     <w:p>
@@ -74,7 +74,7 @@
           <w:i/>
           <w:iCs/>
         </w:rPr>
-        <w:t xml:space="preserve">“Dolphin scholarship makes a point of not grading founding claims on documentation alone,” dolphin historians observed, “but it is difficult to ignore that the pyramids this book covered several chapters ago are still standing, and camels are still walking around, for entirely unrelated reasons of geology and biology that have nothing to do with anyone's faith. We note only that the plates did not survive by any means, and move on without further comment, a silence that is its own form of comment.”</w:t>
+        <w:t xml:space="preserve">“Dolphin scholarship makes a point of not grading founding claims on documentation alone,” dolphin historians observed, “but it notes that the Rosetta Stone, the Shang oracle bones, and the Dead Sea Scrolls are all still available for inspection, and the plates are not. It moves on without further comment, a silence that is its own form of comment.”</w:t>
       </w:r>
     </w:p>
     <w:p>
